--- a/templates/one_row/00. СИЗ ШАБЛОН.docx
+++ b/templates/one_row/00. СИЗ ШАБЛОН.docx
@@ -366,109 +366,69 @@
       <w:pPr>
         <w:pStyle w:val="a5"/>
         <w:spacing w:line="276" w:lineRule="auto"/>
-        <w:jc w:val="right"/>
-        <w:rPr>
-          <w:rFonts w:ascii="Times New Roman" w:hAnsi="Times New Roman" w:cs="Times New Roman"/>
-          <w:b/>
-          <w:bCs/>
-          <w:color w:val="000000" w:themeColor="text1"/>
-        </w:rPr>
-      </w:pPr>
-      <w:r>
-        <w:rPr>
-          <w:rStyle w:val="a3"/>
-          <w:rFonts w:ascii="Times New Roman" w:hAnsi="Times New Roman" w:cs="Times New Roman"/>
-          <w:color w:val="000000" w:themeColor="text1"/>
-        </w:rPr>
-        <w:t>«</w:t>
-      </w:r>
-      <w:r>
-        <w:rPr>
-          <w:rStyle w:val="a3"/>
-          <w:rFonts w:ascii="Times New Roman" w:hAnsi="Times New Roman" w:cs="Times New Roman"/>
-          <w:color w:val="000000" w:themeColor="text1"/>
-        </w:rPr>
-        <w:t>___</w:t>
-      </w:r>
-      <w:r>
-        <w:rPr>
-          <w:rStyle w:val="a3"/>
-          <w:rFonts w:ascii="Times New Roman" w:hAnsi="Times New Roman" w:cs="Times New Roman"/>
-          <w:color w:val="000000" w:themeColor="text1"/>
-        </w:rPr>
-        <w:t xml:space="preserve">» </w:t>
-      </w:r>
-      <w:r>
-        <w:rPr>
-          <w:rStyle w:val="a3"/>
-          <w:rFonts w:ascii="Times New Roman" w:hAnsi="Times New Roman" w:cs="Times New Roman"/>
-          <w:color w:val="000000" w:themeColor="text1"/>
-        </w:rPr>
-        <w:t>____________________</w:t>
-      </w:r>
-      <w:r>
-        <w:rPr>
-          <w:rStyle w:val="a3"/>
-          <w:rFonts w:ascii="Times New Roman" w:hAnsi="Times New Roman" w:cs="Times New Roman"/>
-          <w:color w:val="000000" w:themeColor="text1"/>
-        </w:rPr>
-        <w:t>20</w:t>
-      </w:r>
-      <w:r>
-        <w:rPr>
-          <w:rStyle w:val="a3"/>
-          <w:rFonts w:ascii="Times New Roman" w:hAnsi="Times New Roman" w:cs="Times New Roman"/>
-          <w:color w:val="000000" w:themeColor="text1"/>
-        </w:rPr>
-        <w:t>__</w:t>
-      </w:r>
-      <w:r>
-        <w:rPr>
-          <w:rStyle w:val="a3"/>
-          <w:rFonts w:ascii="Times New Roman" w:hAnsi="Times New Roman" w:cs="Times New Roman"/>
-          <w:color w:val="000000" w:themeColor="text1"/>
+        <w:ind w:firstLine="708"/>
+        <w:rPr>
+          <w:rFonts w:ascii="Times New Roman" w:hAnsi="Times New Roman" w:cs="Times New Roman"/>
+          <w:noProof/>
+        </w:rPr>
+      </w:pPr>
+      <w:r>
+        <w:rPr>
+          <w:rFonts w:ascii="Times New Roman" w:hAnsi="Times New Roman" w:cs="Times New Roman"/>
+          <w:noProof/>
+        </w:rPr>
+        <w:t xml:space="preserve">В соответствии с приказом директора </w:t>
+      </w:r>
+      <w:bookmarkStart w:id="1" w:name="_Hlk224051144"/>
+      <w:r>
+        <w:rPr>
+          <w:rFonts w:ascii="Times New Roman" w:hAnsi="Times New Roman" w:cs="Times New Roman"/>
+          <w:noProof/>
+        </w:rPr>
+        <w:t xml:space="preserve">ООО «УЦ «ТБ» от </w:t>
+      </w:r>
+      <w:r>
+        <w:rPr>
+          <w:rFonts w:ascii="Times New Roman" w:hAnsi="Times New Roman" w:cs="Times New Roman"/>
+          <w:noProof/>
+        </w:rPr>
+        <w:t>«10» марта 202</w:t>
+      </w:r>
+      <w:r>
+        <w:rPr>
+          <w:rFonts w:ascii="Times New Roman" w:hAnsi="Times New Roman" w:cs="Times New Roman"/>
+          <w:noProof/>
+        </w:rPr>
+        <w:t xml:space="preserve">6 </w:t>
+      </w:r>
+      <w:r>
+        <w:rPr>
+          <w:rFonts w:ascii="Times New Roman" w:hAnsi="Times New Roman" w:cs="Times New Roman"/>
+          <w:noProof/>
+        </w:rPr>
+        <w:t>г. № 5</w:t>
+      </w:r>
+      <w:r>
+        <w:rPr>
+          <w:rFonts w:ascii="Times New Roman" w:hAnsi="Times New Roman" w:cs="Times New Roman"/>
+          <w:noProof/>
+        </w:rPr>
+        <w:t>, комиссия</w:t>
+      </w:r>
+      <w:bookmarkEnd w:id="1"/>
+      <w:r>
+        <w:rPr>
+          <w:rFonts w:ascii="Times New Roman" w:hAnsi="Times New Roman" w:cs="Times New Roman"/>
+          <w:noProof/>
         </w:rPr>
         <w:t xml:space="preserve"> </w:t>
       </w:r>
       <w:r>
         <w:rPr>
-          <w:rStyle w:val="a3"/>
-          <w:rFonts w:ascii="Times New Roman" w:hAnsi="Times New Roman" w:cs="Times New Roman"/>
-          <w:color w:val="000000" w:themeColor="text1"/>
-        </w:rPr>
-        <w:t>г.</w:t>
-      </w:r>
-    </w:p>
-    <w:p>
-      <w:pPr>
-        <w:pStyle w:val="a5"/>
-        <w:spacing w:line="276" w:lineRule="auto"/>
-        <w:ind w:firstLine="708"/>
-        <w:rPr>
-          <w:rFonts w:ascii="Times New Roman" w:hAnsi="Times New Roman" w:cs="Times New Roman"/>
-          <w:noProof/>
-        </w:rPr>
-      </w:pPr>
-      <w:r>
-        <w:rPr>
-          <w:rFonts w:ascii="Times New Roman" w:hAnsi="Times New Roman" w:cs="Times New Roman"/>
-          <w:noProof/>
-        </w:rPr>
-        <w:t xml:space="preserve">В соответствии с приказом директора ООО «УЦ «ТБ» от </w:t>
-      </w:r>
-      <w:r>
-        <w:rPr>
-          <w:rFonts w:ascii="Times New Roman" w:hAnsi="Times New Roman" w:cs="Times New Roman"/>
-          <w:noProof/>
-        </w:rPr>
-        <w:t>«14» октября 2024г. №5</w:t>
-      </w:r>
-      <w:r>
-        <w:rPr>
-          <w:rFonts w:ascii="Times New Roman" w:hAnsi="Times New Roman" w:cs="Times New Roman"/>
-          <w:noProof/>
-        </w:rPr>
-        <w:t>, комиссия в составе:</w:t>
+          <w:rFonts w:ascii="Times New Roman" w:hAnsi="Times New Roman" w:cs="Times New Roman"/>
+          <w:noProof/>
+        </w:rPr>
+        <w:t>в составе:</w:t>
       </w:r>
     </w:p>
     <w:p>
@@ -535,21 +495,12 @@
                 <w:lang w:eastAsia="en-US"/>
               </w:rPr>
             </w:pPr>
-            <w:proofErr w:type="spellStart"/>
             <w:r>
               <w:rPr>
                 <w:rFonts w:ascii="Times New Roman" w:hAnsi="Times New Roman" w:cs="Times New Roman"/>
                 <w:color w:val="000000"/>
               </w:rPr>
-              <w:t>Кавковская</w:t>
-            </w:r>
-            <w:proofErr w:type="spellEnd"/>
-            <w:r>
-              <w:rPr>
-                <w:rFonts w:ascii="Times New Roman" w:hAnsi="Times New Roman" w:cs="Times New Roman"/>
-                <w:color w:val="000000"/>
-              </w:rPr>
-              <w:t xml:space="preserve"> Наталия Викторовна</w:t>
+              <w:t>Кавковская Наталия Викторовна</w:t>
             </w:r>
           </w:p>
         </w:tc>
@@ -665,7 +616,7 @@
                 <w:rFonts w:ascii="Times New Roman" w:hAnsi="Times New Roman" w:cs="Times New Roman"/>
                 <w:color w:val="000000"/>
               </w:rPr>
-              <w:t>Якубенко Наталья Петровна</w:t>
+              <w:t>Мищенко Анастасия Геннадьевна</w:t>
             </w:r>
           </w:p>
         </w:tc>
@@ -716,110 +667,119 @@
                 <w:color w:val="000000"/>
                 <w:sz w:val="20"/>
               </w:rPr>
-              <w:t>Преподаватель ООО «Учебный центр «Техносферная безопасность»</w:t>
-            </w:r>
-          </w:p>
-        </w:tc>
-      </w:tr>
-      <w:tr>
-        <w:tc>
-          <w:tcPr>
-            <w:tcW w:w="1975" w:type="dxa"/>
-          </w:tcPr>
-          <w:p>
-            <w:pPr>
-              <w:spacing w:line="276" w:lineRule="auto"/>
-              <w:ind w:firstLine="0"/>
-              <w:rPr>
-                <w:rFonts w:ascii="Times New Roman" w:hAnsi="Times New Roman" w:cs="Times New Roman"/>
-                <w:lang w:eastAsia="en-US"/>
-              </w:rPr>
-            </w:pPr>
-          </w:p>
-        </w:tc>
-        <w:tc>
-          <w:tcPr>
-            <w:tcW w:w="4541" w:type="dxa"/>
-          </w:tcPr>
-          <w:p>
-            <w:pPr>
-              <w:ind w:firstLine="0"/>
-              <w:rPr>
-                <w:rFonts w:ascii="Times New Roman" w:hAnsi="Times New Roman" w:cs="Times New Roman"/>
-                <w:color w:val="000000"/>
-              </w:rPr>
-            </w:pPr>
-            <w:r>
-              <w:rPr>
-                <w:rFonts w:ascii="Times New Roman" w:hAnsi="Times New Roman" w:cs="Times New Roman"/>
-                <w:color w:val="000000"/>
-              </w:rPr>
-              <w:t>Фомина Маргарита Ивановна</w:t>
-            </w:r>
-          </w:p>
-        </w:tc>
-        <w:tc>
-          <w:tcPr>
-            <w:tcW w:w="425" w:type="dxa"/>
-            <w:hideMark/>
-          </w:tcPr>
-          <w:p>
-            <w:pPr>
-              <w:spacing w:line="276" w:lineRule="auto"/>
-              <w:ind w:firstLine="0"/>
-              <w:rPr>
-                <w:rFonts w:ascii="Times New Roman" w:hAnsi="Times New Roman" w:cs="Times New Roman"/>
-                <w:lang w:eastAsia="en-US"/>
-              </w:rPr>
-            </w:pPr>
-            <w:r>
-              <w:rPr>
-                <w:rFonts w:ascii="Times New Roman" w:hAnsi="Times New Roman" w:cs="Times New Roman"/>
-                <w:lang w:eastAsia="en-US"/>
-              </w:rPr>
-              <w:t>–</w:t>
-            </w:r>
-          </w:p>
-        </w:tc>
-        <w:tc>
-          <w:tcPr>
-            <w:tcW w:w="7589" w:type="dxa"/>
-          </w:tcPr>
-          <w:p>
-            <w:pPr>
-              <w:pStyle w:val="a7"/>
-              <w:spacing w:line="276" w:lineRule="auto"/>
-              <w:ind w:firstLine="0"/>
-              <w:jc w:val="both"/>
+              <w:t>Заместитель директора</w:t>
+            </w:r>
+            <w:r>
               <w:rPr>
                 <w:bCs/>
                 <w:iCs/>
                 <w:color w:val="000000"/>
                 <w:sz w:val="20"/>
               </w:rPr>
-            </w:pPr>
-            <w:r>
+              <w:t xml:space="preserve"> ООО «Учебный центр «Техносферная безопасность»</w:t>
+            </w:r>
+          </w:p>
+        </w:tc>
+      </w:tr>
+      <w:tr>
+        <w:tc>
+          <w:tcPr>
+            <w:tcW w:w="1975" w:type="dxa"/>
+          </w:tcPr>
+          <w:p>
+            <w:pPr>
+              <w:spacing w:line="276" w:lineRule="auto"/>
+              <w:ind w:firstLine="0"/>
+              <w:rPr>
+                <w:rFonts w:ascii="Times New Roman" w:hAnsi="Times New Roman" w:cs="Times New Roman"/>
+                <w:lang w:eastAsia="en-US"/>
+              </w:rPr>
+            </w:pPr>
+          </w:p>
+        </w:tc>
+        <w:tc>
+          <w:tcPr>
+            <w:tcW w:w="4541" w:type="dxa"/>
+          </w:tcPr>
+          <w:p>
+            <w:pPr>
+              <w:ind w:firstLine="0"/>
+              <w:rPr>
+                <w:rFonts w:ascii="Times New Roman" w:hAnsi="Times New Roman" w:cs="Times New Roman"/>
+                <w:color w:val="000000"/>
+              </w:rPr>
+            </w:pPr>
+            <w:r>
+              <w:rPr>
+                <w:rFonts w:ascii="Times New Roman" w:hAnsi="Times New Roman" w:cs="Times New Roman"/>
+                <w:color w:val="000000"/>
+              </w:rPr>
+              <w:t>Козлов Роман Евгеньевич</w:t>
+            </w:r>
+          </w:p>
+        </w:tc>
+        <w:tc>
+          <w:tcPr>
+            <w:tcW w:w="425" w:type="dxa"/>
+            <w:hideMark/>
+          </w:tcPr>
+          <w:p>
+            <w:pPr>
+              <w:spacing w:line="276" w:lineRule="auto"/>
+              <w:ind w:firstLine="0"/>
+              <w:rPr>
+                <w:rFonts w:ascii="Times New Roman" w:hAnsi="Times New Roman" w:cs="Times New Roman"/>
+                <w:lang w:eastAsia="en-US"/>
+              </w:rPr>
+            </w:pPr>
+            <w:r>
+              <w:rPr>
+                <w:rFonts w:ascii="Times New Roman" w:hAnsi="Times New Roman" w:cs="Times New Roman"/>
+                <w:lang w:eastAsia="en-US"/>
+              </w:rPr>
+              <w:t>–</w:t>
+            </w:r>
+          </w:p>
+        </w:tc>
+        <w:tc>
+          <w:tcPr>
+            <w:tcW w:w="7589" w:type="dxa"/>
+          </w:tcPr>
+          <w:p>
+            <w:pPr>
+              <w:pStyle w:val="a7"/>
+              <w:spacing w:line="276" w:lineRule="auto"/>
+              <w:ind w:firstLine="0"/>
+              <w:jc w:val="both"/>
               <w:rPr>
                 <w:bCs/>
                 <w:iCs/>
                 <w:color w:val="000000"/>
                 <w:sz w:val="20"/>
               </w:rPr>
-              <w:t>Преподаватель ООО «Учебный центр «Техносферная безопасность»</w:t>
-            </w:r>
-          </w:p>
-          <w:p>
-            <w:pPr>
-              <w:pStyle w:val="a7"/>
-              <w:spacing w:line="276" w:lineRule="auto"/>
-              <w:ind w:firstLine="0"/>
-              <w:jc w:val="both"/>
+            </w:pPr>
+            <w:r>
               <w:rPr>
                 <w:bCs/>
                 <w:iCs/>
                 <w:color w:val="000000"/>
                 <w:sz w:val="20"/>
               </w:rPr>
+              <w:t>Преподаватель ООО «Учебный центр «Техносферная безопасность»</w:t>
+            </w:r>
+          </w:p>
+          <w:p>
+            <w:pPr>
+              <w:pStyle w:val="a7"/>
+              <w:spacing w:line="276" w:lineRule="auto"/>
+              <w:ind w:firstLine="0"/>
+              <w:jc w:val="both"/>
+              <w:rPr>
+                <w:bCs/>
+                <w:iCs/>
+                <w:color w:val="000000"/>
+                <w:sz w:val="20"/>
+              </w:rPr>
             </w:pPr>
           </w:p>
         </w:tc>
@@ -838,39 +798,20 @@
       <w:r>
         <w:rPr>
           <w:rFonts w:ascii="Times New Roman" w:hAnsi="Times New Roman" w:cs="Times New Roman"/>
-          <w:noProof/>
-        </w:rPr>
-        <w:t>провела проверку знани</w:t>
-      </w:r>
-      <w:r>
-        <w:rPr>
-          <w:rFonts w:ascii="Times New Roman" w:hAnsi="Times New Roman" w:cs="Times New Roman"/>
-          <w:noProof/>
-        </w:rPr>
-        <w:t>я</w:t>
-      </w:r>
-      <w:r>
-        <w:rPr>
-          <w:rFonts w:ascii="Times New Roman" w:hAnsi="Times New Roman" w:cs="Times New Roman"/>
-          <w:noProof/>
-        </w:rPr>
-        <w:t xml:space="preserve"> требований охраны труда работников по программе</w:t>
-      </w:r>
-      <w:r>
-        <w:rPr>
-          <w:rFonts w:ascii="Times New Roman" w:hAnsi="Times New Roman" w:cs="Times New Roman"/>
-          <w:noProof/>
-        </w:rPr>
-        <w:t xml:space="preserve"> обучения</w:t>
-      </w:r>
-      <w:r>
-        <w:rPr>
-          <w:rFonts w:ascii="Times New Roman" w:hAnsi="Times New Roman" w:cs="Times New Roman"/>
-          <w:noProof/>
-        </w:rPr>
-        <w:t>:</w:t>
-      </w:r>
-      <w:bookmarkStart w:id="1" w:name="_Hlk149122012"/>
+          <w:b/>
+          <w:bCs/>
+          <w:noProof/>
+        </w:rPr>
+        <w:t> «_______»____________________20______ г.</w:t>
+      </w:r>
+      <w:r>
+        <w:rPr>
+          <w:rFonts w:ascii="Times New Roman" w:hAnsi="Times New Roman" w:cs="Times New Roman"/>
+          <w:noProof/>
+        </w:rPr>
+        <w:t> провела проверку знания требований охраны труда работников по программе обучения:</w:t>
+      </w:r>
+      <w:bookmarkStart w:id="2" w:name="_Hlk149122012"/>
       <w:r>
         <w:rPr>
           <w:rFonts w:ascii="Times New Roman" w:hAnsi="Times New Roman" w:cs="Times New Roman"/>
@@ -878,7 +819,7 @@
         </w:rPr>
         <w:t xml:space="preserve"> </w:t>
       </w:r>
-      <w:bookmarkStart w:id="2" w:name="_Hlk152610101"/>
+      <w:bookmarkStart w:id="3" w:name="_Hlk152610101"/>
       <w:r>
         <w:rPr>
           <w:rFonts w:ascii="Times New Roman" w:hAnsi="Times New Roman" w:cs="Times New Roman"/>
@@ -915,7 +856,7 @@
         </w:rPr>
         <w:t xml:space="preserve"> (применение) средств индивидуальной защиты</w:t>
       </w:r>
-      <w:bookmarkEnd w:id="1"/>
+      <w:bookmarkEnd w:id="2"/>
       <w:r>
         <w:rPr>
           <w:rFonts w:ascii="Times New Roman" w:hAnsi="Times New Roman" w:cs="Times New Roman"/>
@@ -934,7 +875,7 @@
         </w:rPr>
         <w:t xml:space="preserve"> </w:t>
       </w:r>
-      <w:bookmarkEnd w:id="2"/>
+      <w:bookmarkEnd w:id="3"/>
       <w:r>
         <w:rPr>
           <w:rFonts w:ascii="Times New Roman" w:hAnsi="Times New Roman" w:cs="Times New Roman"/>
@@ -956,11 +897,11 @@
       <w:pPr>
         <w:ind w:firstLine="0"/>
       </w:pPr>
-      <w:bookmarkStart w:id="3" w:name="_Hlk152921266"/>
+      <w:bookmarkStart w:id="4" w:name="_Hlk152921266"/>
     </w:p>
     <w:tbl>
       <w:tblPr>
-        <w:tblW w:w="5295" w:type="pct"/>
+        <w:tblW w:w="4765" w:type="pct"/>
         <w:jc w:val="center"/>
         <w:tblCellMar>
           <w:top w:w="102" w:type="dxa"/>
@@ -971,13 +912,12 @@
         <w:tblLook w:val="0000" w:firstRow="0" w:lastRow="0" w:firstColumn="0" w:lastColumn="0" w:noHBand="0" w:noVBand="0"/>
       </w:tblPr>
       <w:tblGrid>
-        <w:gridCol w:w="1344"/>
+        <w:gridCol w:w="1346"/>
         <w:gridCol w:w="2059"/>
-        <w:gridCol w:w="1843"/>
+        <w:gridCol w:w="1844"/>
         <w:gridCol w:w="2333"/>
-        <w:gridCol w:w="2672"/>
-        <w:gridCol w:w="2084"/>
-        <w:gridCol w:w="1544"/>
+        <w:gridCol w:w="2671"/>
+        <w:gridCol w:w="2083"/>
         <w:gridCol w:w="1532"/>
       </w:tblGrid>
       <w:tr>
@@ -987,7 +927,7 @@
         </w:trPr>
         <w:tc>
           <w:tcPr>
-            <w:tcW w:w="436" w:type="pct"/>
+            <w:tcW w:w="485" w:type="pct"/>
             <w:tcBorders>
               <w:top w:val="single" w:sz="4" w:space="0" w:color="auto"/>
               <w:left w:val="single" w:sz="4" w:space="0" w:color="auto"/>
@@ -1038,7 +978,7 @@
         </w:tc>
         <w:tc>
           <w:tcPr>
-            <w:tcW w:w="668" w:type="pct"/>
+            <w:tcW w:w="742" w:type="pct"/>
             <w:tcBorders>
               <w:top w:val="single" w:sz="4" w:space="0" w:color="auto"/>
               <w:left w:val="single" w:sz="4" w:space="0" w:color="auto"/>
@@ -1105,7 +1045,7 @@
         </w:tc>
         <w:tc>
           <w:tcPr>
-            <w:tcW w:w="598" w:type="pct"/>
+            <w:tcW w:w="665" w:type="pct"/>
             <w:tcBorders>
               <w:top w:val="single" w:sz="4" w:space="0" w:color="auto"/>
               <w:left w:val="single" w:sz="4" w:space="0" w:color="auto"/>
@@ -1152,7 +1092,7 @@
         </w:tc>
         <w:tc>
           <w:tcPr>
-            <w:tcW w:w="757" w:type="pct"/>
+            <w:tcW w:w="841" w:type="pct"/>
             <w:tcBorders>
               <w:top w:val="single" w:sz="4" w:space="0" w:color="auto"/>
               <w:left w:val="single" w:sz="4" w:space="0" w:color="auto"/>
@@ -1210,7 +1150,7 @@
         </w:tc>
         <w:tc>
           <w:tcPr>
-            <w:tcW w:w="867" w:type="pct"/>
+            <w:tcW w:w="963" w:type="pct"/>
             <w:tcBorders>
               <w:top w:val="single" w:sz="4" w:space="0" w:color="auto"/>
               <w:left w:val="single" w:sz="4" w:space="0" w:color="auto"/>
@@ -1259,7 +1199,7 @@
         </w:tc>
         <w:tc>
           <w:tcPr>
-            <w:tcW w:w="676" w:type="pct"/>
+            <w:tcW w:w="751" w:type="pct"/>
             <w:tcBorders>
               <w:top w:val="single" w:sz="4" w:space="0" w:color="auto"/>
               <w:left w:val="single" w:sz="4" w:space="0" w:color="auto"/>
@@ -1287,38 +1227,7 @@
         </w:tc>
         <w:tc>
           <w:tcPr>
-            <w:tcW w:w="501" w:type="pct"/>
-            <w:tcBorders>
-              <w:top w:val="single" w:sz="4" w:space="0" w:color="auto"/>
-              <w:left w:val="single" w:sz="4" w:space="0" w:color="auto"/>
-              <w:bottom w:val="single" w:sz="4" w:space="0" w:color="auto"/>
-              <w:right w:val="single" w:sz="4" w:space="0" w:color="auto"/>
-            </w:tcBorders>
-          </w:tcPr>
-          <w:p>
-            <w:pPr>
-              <w:pStyle w:val="ConsPlusNormal"/>
-              <w:jc w:val="center"/>
-              <w:rPr>
-                <w:b/>
-                <w:sz w:val="20"/>
-                <w:szCs w:val="20"/>
-              </w:rPr>
-            </w:pPr>
-            <w:r>
-              <w:rPr>
-                <w:b/>
-                <w:noProof/>
-                <w:sz w:val="20"/>
-                <w:szCs w:val="20"/>
-              </w:rPr>
-              <w:t>Дата проверки знания требований охраны труда</w:t>
-            </w:r>
-          </w:p>
-        </w:tc>
-        <w:tc>
-          <w:tcPr>
-            <w:tcW w:w="497" w:type="pct"/>
+            <w:tcW w:w="552" w:type="pct"/>
             <w:tcBorders>
               <w:top w:val="single" w:sz="4" w:space="0" w:color="auto"/>
               <w:left w:val="single" w:sz="4" w:space="0" w:color="auto"/>
@@ -1355,7 +1264,7 @@
         </w:trPr>
         <w:tc>
           <w:tcPr>
-            <w:tcW w:w="436" w:type="pct"/>
+            <w:tcW w:w="485" w:type="pct"/>
             <w:tcBorders>
               <w:top w:val="single" w:sz="4" w:space="0" w:color="auto"/>
               <w:left w:val="single" w:sz="4" w:space="0" w:color="auto"/>
@@ -1376,7 +1285,7 @@
         </w:tc>
         <w:tc>
           <w:tcPr>
-            <w:tcW w:w="668" w:type="pct"/>
+            <w:tcW w:w="742" w:type="pct"/>
             <w:tcBorders>
               <w:top w:val="single" w:sz="6" w:space="0" w:color="000000"/>
               <w:left w:val="single" w:sz="6" w:space="0" w:color="000000"/>
@@ -1398,7 +1307,7 @@
         </w:tc>
         <w:tc>
           <w:tcPr>
-            <w:tcW w:w="598" w:type="pct"/>
+            <w:tcW w:w="665" w:type="pct"/>
             <w:tcBorders>
               <w:top w:val="single" w:sz="6" w:space="0" w:color="000000"/>
               <w:left w:val="single" w:sz="6" w:space="0" w:color="CCCCCC"/>
@@ -1420,7 +1329,7 @@
         </w:tc>
         <w:tc>
           <w:tcPr>
-            <w:tcW w:w="757" w:type="pct"/>
+            <w:tcW w:w="841" w:type="pct"/>
             <w:tcBorders>
               <w:top w:val="single" w:sz="4" w:space="0" w:color="auto"/>
               <w:left w:val="single" w:sz="4" w:space="0" w:color="auto"/>
@@ -1446,7 +1355,7 @@
         </w:tc>
         <w:tc>
           <w:tcPr>
-            <w:tcW w:w="867" w:type="pct"/>
+            <w:tcW w:w="963" w:type="pct"/>
             <w:tcBorders>
               <w:top w:val="single" w:sz="4" w:space="0" w:color="auto"/>
               <w:left w:val="single" w:sz="4" w:space="0" w:color="auto"/>
@@ -1478,7 +1387,7 @@
         </w:tc>
         <w:tc>
           <w:tcPr>
-            <w:tcW w:w="676" w:type="pct"/>
+            <w:tcW w:w="751" w:type="pct"/>
             <w:tcBorders>
               <w:top w:val="single" w:sz="4" w:space="0" w:color="auto"/>
               <w:left w:val="single" w:sz="4" w:space="0" w:color="auto"/>
@@ -1509,28 +1418,7 @@
         </w:tc>
         <w:tc>
           <w:tcPr>
-            <w:tcW w:w="501" w:type="pct"/>
-            <w:tcBorders>
-              <w:top w:val="single" w:sz="4" w:space="0" w:color="auto"/>
-              <w:left w:val="single" w:sz="4" w:space="0" w:color="auto"/>
-              <w:bottom w:val="single" w:sz="4" w:space="0" w:color="auto"/>
-              <w:right w:val="single" w:sz="4" w:space="0" w:color="auto"/>
-            </w:tcBorders>
-            <w:vAlign w:val="center"/>
-          </w:tcPr>
-          <w:p>
-            <w:pPr>
-              <w:pStyle w:val="ConsPlusNormal"/>
-              <w:rPr>
-                <w:sz w:val="20"/>
-                <w:szCs w:val="20"/>
-              </w:rPr>
-            </w:pPr>
-          </w:p>
-        </w:tc>
-        <w:tc>
-          <w:tcPr>
-            <w:tcW w:w="497" w:type="pct"/>
+            <w:tcW w:w="552" w:type="pct"/>
             <w:tcBorders>
               <w:top w:val="single" w:sz="4" w:space="0" w:color="auto"/>
               <w:left w:val="single" w:sz="4" w:space="0" w:color="auto"/>
@@ -1702,21 +1590,12 @@
                 <w:rFonts w:ascii="Times New Roman" w:hAnsi="Times New Roman" w:cs="Times New Roman"/>
               </w:rPr>
             </w:pPr>
-            <w:proofErr w:type="spellStart"/>
             <w:r>
               <w:rPr>
                 <w:rFonts w:ascii="Times New Roman" w:hAnsi="Times New Roman" w:cs="Times New Roman"/>
                 <w:color w:val="000000"/>
               </w:rPr>
-              <w:t>Кавковская</w:t>
-            </w:r>
-            <w:proofErr w:type="spellEnd"/>
-            <w:r>
-              <w:rPr>
-                <w:rFonts w:ascii="Times New Roman" w:hAnsi="Times New Roman" w:cs="Times New Roman"/>
-                <w:color w:val="000000"/>
-              </w:rPr>
-              <w:t xml:space="preserve"> Наталия Викторовна</w:t>
+              <w:t>Кавковская Наталия Викторовна</w:t>
             </w:r>
           </w:p>
         </w:tc>
@@ -1952,8 +1831,9 @@
             <w:r>
               <w:rPr>
                 <w:rFonts w:ascii="Times New Roman" w:hAnsi="Times New Roman" w:cs="Times New Roman"/>
-              </w:rPr>
-              <w:t>Якубенко Наталья Петровна</w:t>
+                <w:color w:val="000000"/>
+              </w:rPr>
+              <w:t>Мищенко Анастасия Геннадьевна</w:t>
             </w:r>
           </w:p>
         </w:tc>
@@ -2177,7 +2057,7 @@
                 <w:rFonts w:ascii="Times New Roman" w:hAnsi="Times New Roman" w:cs="Times New Roman"/>
                 <w:color w:val="000000"/>
               </w:rPr>
-              <w:t>Фомина Маргарита Ивановна</w:t>
+              <w:t>Козлов Роман Евгеньевич</w:t>
             </w:r>
           </w:p>
         </w:tc>
@@ -2296,7 +2176,7 @@
           </w:p>
         </w:tc>
       </w:tr>
-      <w:bookmarkEnd w:id="3"/>
+      <w:bookmarkEnd w:id="4"/>
     </w:tbl>
     <w:p>
       <w:pPr>
@@ -3164,7 +3044,6 @@
   <w:style w:type="character" w:default="1" w:styleId="a0">
     <w:name w:val="Default Paragraph Font"/>
     <w:uiPriority w:val="1"/>
-    <w:semiHidden/>
     <w:unhideWhenUsed/>
   </w:style>
   <w:style w:type="table" w:default="1" w:styleId="a1">
